--- a/2025 Dissertation marking system/word-reference.docx
+++ b/2025 Dissertation marking system/word-reference.docx
@@ -1,67 +1,26 @@
 
 <file path=word/document.xml><?xml version="1.0" encoding="utf-8"?>
-<w:document xmlns:wpc="http://schemas.microsoft.com/office/word/2010/wordprocessingCanvas" xmlns:cx="http://schemas.microsoft.com/office/drawing/2014/chartex" xmlns:cx1="http://schemas.microsoft.com/office/drawing/2015/9/8/chartex" xmlns:cx2="http://schemas.microsoft.com/office/drawing/2015/10/21/chartex" xmlns:cx3="http://schemas.microsoft.com/office/drawing/2016/5/9/chartex" xmlns:cx4="http://schemas.microsoft.com/office/drawing/2016/5/10/chartex" xmlns:cx5="http://schemas.microsoft.com/office/drawing/2016/5/11/chartex" xmlns:cx6="http://schemas.microsoft.com/office/drawing/2016/5/12/chartex" xmlns:cx7="http://schemas.microsoft.com/office/drawing/2016/5/13/chartex" xmlns:cx8="http://schemas.microsoft.com/office/drawing/2016/5/14/chartex" xmlns:mc="http://schemas.openxmlformats.org/markup-compatibility/2006" xmlns:aink="http://schemas.microsoft.com/office/drawing/2016/ink" xmlns:am3d="http://schemas.microsoft.com/office/drawing/2017/model3d" xmlns:o="urn:schemas-microsoft-com:office:office" xmlns:oel="http://schemas.microsoft.com/office/2019/extlst" xmlns:r="http://schemas.openxmlformats.org/officeDocument/2006/relationships" xmlns:m="http://schemas.openxmlformats.org/officeDocument/2006/math" xmlns:v="urn:schemas-microsoft-com:vml" xmlns:wp14="http://schemas.microsoft.com/office/word/2010/wordprocessingDrawing" xmlns:wp="http://schemas.openxmlformats.org/drawingml/2006/wordprocessingDrawing" xmlns:w10="urn:schemas-microsoft-com:office:word" xmlns:w="http://schemas.openxmlformats.org/wordprocessingml/2006/main" xmlns:w14="http://schemas.microsoft.com/office/word/2010/wordml" xmlns:w15="http://schemas.microsoft.com/office/word/2012/wordml" xmlns:w16cex="http://schemas.microsoft.com/office/word/2018/wordml/cex" xmlns:w16cid="http://schemas.microsoft.com/office/word/2016/wordml/cid" xmlns:w16="http://schemas.microsoft.com/office/word/2018/wordml" xmlns:w16sdtdh="http://schemas.microsoft.com/office/word/2020/wordml/sdtdatahash" xmlns:w16se="http://schemas.microsoft.com/office/word/2015/wordml/symex" xmlns:wpg="http://schemas.microsoft.com/office/word/2010/wordprocessingGroup" xmlns:wpi="http://schemas.microsoft.com/office/word/2010/wordprocessingInk" xmlns:wne="http://schemas.microsoft.com/office/word/2006/wordml" xmlns:wps="http://schemas.microsoft.com/office/word/2010/wordprocessingShape" mc:Ignorable="w14 w15 w16se w16cid w16 w16cex w16sdtdh wp14">
+<w:document xmlns:wpc="http://schemas.microsoft.com/office/word/2010/wordprocessingCanvas" xmlns:cx="http://schemas.microsoft.com/office/drawing/2014/chartex" xmlns:cx1="http://schemas.microsoft.com/office/drawing/2015/9/8/chartex" xmlns:cx2="http://schemas.microsoft.com/office/drawing/2015/10/21/chartex" xmlns:cx3="http://schemas.microsoft.com/office/drawing/2016/5/9/chartex" xmlns:cx4="http://schemas.microsoft.com/office/drawing/2016/5/10/chartex" xmlns:cx5="http://schemas.microsoft.com/office/drawing/2016/5/11/chartex" xmlns:cx6="http://schemas.microsoft.com/office/drawing/2016/5/12/chartex" xmlns:cx7="http://schemas.microsoft.com/office/drawing/2016/5/13/chartex" xmlns:cx8="http://schemas.microsoft.com/office/drawing/2016/5/14/chartex" xmlns:mc="http://schemas.openxmlformats.org/markup-compatibility/2006" xmlns:aink="http://schemas.microsoft.com/office/drawing/2016/ink" xmlns:am3d="http://schemas.microsoft.com/office/drawing/2017/model3d" xmlns:o="urn:schemas-microsoft-com:office:office" xmlns:oel="http://schemas.microsoft.com/office/2019/extlst" xmlns:r="http://schemas.openxmlformats.org/officeDocument/2006/relationships" xmlns:m="http://schemas.openxmlformats.org/officeDocument/2006/math" xmlns:v="urn:schemas-microsoft-com:vml" xmlns:wp14="http://schemas.microsoft.com/office/word/2010/wordprocessingDrawing" xmlns:wp="http://schemas.openxmlformats.org/drawingml/2006/wordprocessingDrawing" xmlns:w10="urn:schemas-microsoft-com:office:word" xmlns:w="http://schemas.openxmlformats.org/wordprocessingml/2006/main" xmlns:w14="http://schemas.microsoft.com/office/word/2010/wordml" xmlns:w15="http://schemas.microsoft.com/office/word/2012/wordml" xmlns:w16cex="http://schemas.microsoft.com/office/word/2018/wordml/cex" xmlns:w16cid="http://schemas.microsoft.com/office/word/2016/wordml/cid" xmlns:w16="http://schemas.microsoft.com/office/word/2018/wordml" xmlns:w16du="http://schemas.microsoft.com/office/word/2023/wordml/word16du" xmlns:w16sdtdh="http://schemas.microsoft.com/office/word/2020/wordml/sdtdatahash" xmlns:w16sdtfl="http://schemas.microsoft.com/office/word/2024/wordml/sdtformatlock" xmlns:w16se="http://schemas.microsoft.com/office/word/2015/wordml/symex" xmlns:wpg="http://schemas.microsoft.com/office/word/2010/wordprocessingGroup" xmlns:wpi="http://schemas.microsoft.com/office/word/2010/wordprocessingInk" xmlns:wne="http://schemas.microsoft.com/office/word/2006/wordml" xmlns:wps="http://schemas.microsoft.com/office/word/2010/wordprocessingShape" mc:Ignorable="w14 w15 w16se w16cid w16 w16cex w16sdtdh w16sdtfl w16du wp14">
   <w:body>
     <w:p>
       <w:pPr>
-        <w:pStyle w:val="Compact"/>
+        <w:rPr>
+          <w:lang w:val="en-GB"/>
+        </w:rPr>
       </w:pPr>
     </w:p>
     <w:sectPr>
-      <w:pgSz w:w="12240" w:h="15840"/>
+      <w:pgSz w:w="15840" w:h="12240" w:orient="landscape"/>
       <w:pgMar w:top="1440" w:right="1440" w:bottom="1440" w:left="1440" w:header="720" w:footer="720" w:gutter="0"/>
       <w:cols w:space="720"/>
+      <w:docGrid w:linePitch="326"/>
     </w:sectPr>
   </w:body>
 </w:document>
 </file>
 
-<file path=word/endnotes.xml><?xml version="1.0" encoding="utf-8"?>
-<w:endnotes xmlns:wpc="http://schemas.microsoft.com/office/word/2010/wordprocessingCanvas" xmlns:cx="http://schemas.microsoft.com/office/drawing/2014/chartex" xmlns:cx1="http://schemas.microsoft.com/office/drawing/2015/9/8/chartex" xmlns:cx2="http://schemas.microsoft.com/office/drawing/2015/10/21/chartex" xmlns:cx3="http://schemas.microsoft.com/office/drawing/2016/5/9/chartex" xmlns:cx4="http://schemas.microsoft.com/office/drawing/2016/5/10/chartex" xmlns:cx5="http://schemas.microsoft.com/office/drawing/2016/5/11/chartex" xmlns:cx6="http://schemas.microsoft.com/office/drawing/2016/5/12/chartex" xmlns:cx7="http://schemas.microsoft.com/office/drawing/2016/5/13/chartex" xmlns:cx8="http://schemas.microsoft.com/office/drawing/2016/5/14/chartex" xmlns:mc="http://schemas.openxmlformats.org/markup-compatibility/2006" xmlns:aink="http://schemas.microsoft.com/office/drawing/2016/ink" xmlns:am3d="http://schemas.microsoft.com/office/drawing/2017/model3d" xmlns:o="urn:schemas-microsoft-com:office:office" xmlns:oel="http://schemas.microsoft.com/office/2019/extlst" xmlns:r="http://schemas.openxmlformats.org/officeDocument/2006/relationships" xmlns:m="http://schemas.openxmlformats.org/officeDocument/2006/math" xmlns:v="urn:schemas-microsoft-com:vml" xmlns:wp14="http://schemas.microsoft.com/office/word/2010/wordprocessingDrawing" xmlns:wp="http://schemas.openxmlformats.org/drawingml/2006/wordprocessingDrawing" xmlns:w10="urn:schemas-microsoft-com:office:word" xmlns:w="http://schemas.openxmlformats.org/wordprocessingml/2006/main" xmlns:w14="http://schemas.microsoft.com/office/word/2010/wordml" xmlns:w15="http://schemas.microsoft.com/office/word/2012/wordml" xmlns:w16cex="http://schemas.microsoft.com/office/word/2018/wordml/cex" xmlns:w16cid="http://schemas.microsoft.com/office/word/2016/wordml/cid" xmlns:w16="http://schemas.microsoft.com/office/word/2018/wordml" xmlns:w16sdtdh="http://schemas.microsoft.com/office/word/2020/wordml/sdtdatahash" xmlns:w16se="http://schemas.microsoft.com/office/word/2015/wordml/symex" xmlns:wpg="http://schemas.microsoft.com/office/word/2010/wordprocessingGroup" xmlns:wpi="http://schemas.microsoft.com/office/word/2010/wordprocessingInk" xmlns:wne="http://schemas.microsoft.com/office/word/2006/wordml" xmlns:wps="http://schemas.microsoft.com/office/word/2010/wordprocessingShape" mc:Ignorable="w14 w15 w16se w16cid w16 w16cex w16sdtdh wp14">
-  <w:endnote w:type="separator" w:id="-1">
-    <w:p>
-      <w:pPr>
-        <w:spacing w:after="0"/>
-      </w:pPr>
-      <w:r>
-        <w:separator/>
-      </w:r>
-    </w:p>
-  </w:endnote>
-  <w:endnote w:type="continuationSeparator" w:id="0">
-    <w:p>
-      <w:pPr>
-        <w:spacing w:after="0"/>
-      </w:pPr>
-      <w:r>
-        <w:continuationSeparator/>
-      </w:r>
-    </w:p>
-  </w:endnote>
-</w:endnotes>
-</file>
-
-<file path=word/footnotes.xml><?xml version="1.0" encoding="utf-8"?>
-<w:footnotes xmlns:wpc="http://schemas.microsoft.com/office/word/2010/wordprocessingCanvas" xmlns:cx="http://schemas.microsoft.com/office/drawing/2014/chartex" xmlns:cx1="http://schemas.microsoft.com/office/drawing/2015/9/8/chartex" xmlns:cx2="http://schemas.microsoft.com/office/drawing/2015/10/21/chartex" xmlns:cx3="http://schemas.microsoft.com/office/drawing/2016/5/9/chartex" xmlns:cx4="http://schemas.microsoft.com/office/drawing/2016/5/10/chartex" xmlns:cx5="http://schemas.microsoft.com/office/drawing/2016/5/11/chartex" xmlns:cx6="http://schemas.microsoft.com/office/drawing/2016/5/12/chartex" xmlns:cx7="http://schemas.microsoft.com/office/drawing/2016/5/13/chartex" xmlns:cx8="http://schemas.microsoft.com/office/drawing/2016/5/14/chartex" xmlns:mc="http://schemas.openxmlformats.org/markup-compatibility/2006" xmlns:aink="http://schemas.microsoft.com/office/drawing/2016/ink" xmlns:am3d="http://schemas.microsoft.com/office/drawing/2017/model3d" xmlns:o="urn:schemas-microsoft-com:office:office" xmlns:oel="http://schemas.microsoft.com/office/2019/extlst" xmlns:r="http://schemas.openxmlformats.org/officeDocument/2006/relationships" xmlns:m="http://schemas.openxmlformats.org/officeDocument/2006/math" xmlns:v="urn:schemas-microsoft-com:vml" xmlns:wp14="http://schemas.microsoft.com/office/word/2010/wordprocessingDrawing" xmlns:wp="http://schemas.openxmlformats.org/drawingml/2006/wordprocessingDrawing" xmlns:w10="urn:schemas-microsoft-com:office:word" xmlns:w="http://schemas.openxmlformats.org/wordprocessingml/2006/main" xmlns:w14="http://schemas.microsoft.com/office/word/2010/wordml" xmlns:w15="http://schemas.microsoft.com/office/word/2012/wordml" xmlns:w16cex="http://schemas.microsoft.com/office/word/2018/wordml/cex" xmlns:w16cid="http://schemas.microsoft.com/office/word/2016/wordml/cid" xmlns:w16="http://schemas.microsoft.com/office/word/2018/wordml" xmlns:w16sdtdh="http://schemas.microsoft.com/office/word/2020/wordml/sdtdatahash" xmlns:w16se="http://schemas.microsoft.com/office/word/2015/wordml/symex" xmlns:wpg="http://schemas.microsoft.com/office/word/2010/wordprocessingGroup" xmlns:wpi="http://schemas.microsoft.com/office/word/2010/wordprocessingInk" xmlns:wne="http://schemas.microsoft.com/office/word/2006/wordml" xmlns:wps="http://schemas.microsoft.com/office/word/2010/wordprocessingShape" mc:Ignorable="w14 w15 w16se w16cid w16 w16cex w16sdtdh wp14">
-  <w:footnote w:type="separator" w:id="-1">
-    <w:p>
-      <w:r>
-        <w:separator/>
-      </w:r>
-    </w:p>
-  </w:footnote>
-  <w:footnote w:type="continuationSeparator" w:id="0">
-    <w:p>
-      <w:r>
-        <w:continuationSeparator/>
-      </w:r>
-    </w:p>
-  </w:footnote>
-</w:footnotes>
-</file>
-
 <file path=word/numbering.xml><?xml version="1.0" encoding="utf-8"?>
-<w:numbering xmlns:wpc="http://schemas.microsoft.com/office/word/2010/wordprocessingCanvas" xmlns:cx="http://schemas.microsoft.com/office/drawing/2014/chartex" xmlns:cx1="http://schemas.microsoft.com/office/drawing/2015/9/8/chartex" xmlns:cx2="http://schemas.microsoft.com/office/drawing/2015/10/21/chartex" xmlns:cx3="http://schemas.microsoft.com/office/drawing/2016/5/9/chartex" xmlns:cx4="http://schemas.microsoft.com/office/drawing/2016/5/10/chartex" xmlns:cx5="http://schemas.microsoft.com/office/drawing/2016/5/11/chartex" xmlns:cx6="http://schemas.microsoft.com/office/drawing/2016/5/12/chartex" xmlns:cx7="http://schemas.microsoft.com/office/drawing/2016/5/13/chartex" xmlns:cx8="http://schemas.microsoft.com/office/drawing/2016/5/14/chartex" xmlns:mc="http://schemas.openxmlformats.org/markup-compatibility/2006" xmlns:aink="http://schemas.microsoft.com/office/drawing/2016/ink" xmlns:am3d="http://schemas.microsoft.com/office/drawing/2017/model3d" xmlns:o="urn:schemas-microsoft-com:office:office" xmlns:oel="http://schemas.microsoft.com/office/2019/extlst" xmlns:r="http://schemas.openxmlformats.org/officeDocument/2006/relationships" xmlns:m="http://schemas.openxmlformats.org/officeDocument/2006/math" xmlns:v="urn:schemas-microsoft-com:vml" xmlns:wp14="http://schemas.microsoft.com/office/word/2010/wordprocessingDrawing" xmlns:wp="http://schemas.openxmlformats.org/drawingml/2006/wordprocessingDrawing" xmlns:w10="urn:schemas-microsoft-com:office:word" xmlns:w="http://schemas.openxmlformats.org/wordprocessingml/2006/main" xmlns:w14="http://schemas.microsoft.com/office/word/2010/wordml" xmlns:w15="http://schemas.microsoft.com/office/word/2012/wordml" xmlns:w16cex="http://schemas.microsoft.com/office/word/2018/wordml/cex" xmlns:w16cid="http://schemas.microsoft.com/office/word/2016/wordml/cid" xmlns:w16="http://schemas.microsoft.com/office/word/2018/wordml" xmlns:w16sdtdh="http://schemas.microsoft.com/office/word/2020/wordml/sdtdatahash" xmlns:w16se="http://schemas.microsoft.com/office/word/2015/wordml/symex" xmlns:wpg="http://schemas.microsoft.com/office/word/2010/wordprocessingGroup" xmlns:wpi="http://schemas.microsoft.com/office/word/2010/wordprocessingInk" xmlns:wne="http://schemas.microsoft.com/office/word/2006/wordml" xmlns:wps="http://schemas.microsoft.com/office/word/2010/wordprocessingShape" mc:Ignorable="w14 w15 w16se w16cid w16 w16cex w16sdtdh wp14">
+<w:numbering xmlns:wpc="http://schemas.microsoft.com/office/word/2010/wordprocessingCanvas" xmlns:cx="http://schemas.microsoft.com/office/drawing/2014/chartex" xmlns:cx1="http://schemas.microsoft.com/office/drawing/2015/9/8/chartex" xmlns:cx2="http://schemas.microsoft.com/office/drawing/2015/10/21/chartex" xmlns:cx3="http://schemas.microsoft.com/office/drawing/2016/5/9/chartex" xmlns:cx4="http://schemas.microsoft.com/office/drawing/2016/5/10/chartex" xmlns:cx5="http://schemas.microsoft.com/office/drawing/2016/5/11/chartex" xmlns:cx6="http://schemas.microsoft.com/office/drawing/2016/5/12/chartex" xmlns:cx7="http://schemas.microsoft.com/office/drawing/2016/5/13/chartex" xmlns:cx8="http://schemas.microsoft.com/office/drawing/2016/5/14/chartex" xmlns:mc="http://schemas.openxmlformats.org/markup-compatibility/2006" xmlns:aink="http://schemas.microsoft.com/office/drawing/2016/ink" xmlns:am3d="http://schemas.microsoft.com/office/drawing/2017/model3d" xmlns:o="urn:schemas-microsoft-com:office:office" xmlns:oel="http://schemas.microsoft.com/office/2019/extlst" xmlns:r="http://schemas.openxmlformats.org/officeDocument/2006/relationships" xmlns:m="http://schemas.openxmlformats.org/officeDocument/2006/math" xmlns:v="urn:schemas-microsoft-com:vml" xmlns:wp14="http://schemas.microsoft.com/office/word/2010/wordprocessingDrawing" xmlns:wp="http://schemas.openxmlformats.org/drawingml/2006/wordprocessingDrawing" xmlns:w10="urn:schemas-microsoft-com:office:word" xmlns:w="http://schemas.openxmlformats.org/wordprocessingml/2006/main" xmlns:w14="http://schemas.microsoft.com/office/word/2010/wordml" xmlns:w15="http://schemas.microsoft.com/office/word/2012/wordml" xmlns:w16cex="http://schemas.microsoft.com/office/word/2018/wordml/cex" xmlns:w16cid="http://schemas.microsoft.com/office/word/2016/wordml/cid" xmlns:w16="http://schemas.microsoft.com/office/word/2018/wordml" xmlns:w16du="http://schemas.microsoft.com/office/word/2023/wordml/word16du" xmlns:w16sdtdh="http://schemas.microsoft.com/office/word/2020/wordml/sdtdatahash" xmlns:w16sdtfl="http://schemas.microsoft.com/office/word/2024/wordml/sdtformatlock" xmlns:w16se="http://schemas.microsoft.com/office/word/2015/wordml/symex" xmlns:wpg="http://schemas.microsoft.com/office/word/2010/wordprocessingGroup" xmlns:wpi="http://schemas.microsoft.com/office/word/2010/wordprocessingInk" xmlns:wne="http://schemas.microsoft.com/office/word/2006/wordml" xmlns:wps="http://schemas.microsoft.com/office/word/2010/wordprocessingShape" mc:Ignorable="w14 w15 w16se w16cid w16 w16cex w16sdtdh w16sdtfl w16du wp14">
   <w:abstractNum w:abstractNumId="0" w15:restartNumberingAfterBreak="0">
     <w:nsid w:val="FFFFFF7C"/>
     <w:multiLevelType w:val="singleLevel"/>
@@ -248,6 +207,83 @@
     </w:lvl>
   </w:abstractNum>
   <w:abstractNum w:abstractNumId="10" w15:restartNumberingAfterBreak="0">
+    <w:nsid w:val="0000A990"/>
+    <w:multiLevelType w:val="multilevel"/>
+    <w:tmpl w:val="41A6FDE2"/>
+    <w:lvl w:ilvl="0">
+      <w:numFmt w:val="bullet"/>
+      <w:lvlText w:val=" "/>
+      <w:lvlJc w:val="left"/>
+      <w:pPr>
+        <w:ind w:left="720" w:hanging="360"/>
+      </w:pPr>
+    </w:lvl>
+    <w:lvl w:ilvl="1">
+      <w:numFmt w:val="bullet"/>
+      <w:lvlText w:val=" "/>
+      <w:lvlJc w:val="left"/>
+      <w:pPr>
+        <w:ind w:left="1440" w:hanging="360"/>
+      </w:pPr>
+    </w:lvl>
+    <w:lvl w:ilvl="2">
+      <w:numFmt w:val="bullet"/>
+      <w:lvlText w:val=" "/>
+      <w:lvlJc w:val="left"/>
+      <w:pPr>
+        <w:ind w:left="2160" w:hanging="360"/>
+      </w:pPr>
+    </w:lvl>
+    <w:lvl w:ilvl="3">
+      <w:numFmt w:val="bullet"/>
+      <w:lvlText w:val=" "/>
+      <w:lvlJc w:val="left"/>
+      <w:pPr>
+        <w:ind w:left="2880" w:hanging="360"/>
+      </w:pPr>
+    </w:lvl>
+    <w:lvl w:ilvl="4">
+      <w:numFmt w:val="bullet"/>
+      <w:lvlText w:val=" "/>
+      <w:lvlJc w:val="left"/>
+      <w:pPr>
+        <w:ind w:left="3600" w:hanging="360"/>
+      </w:pPr>
+    </w:lvl>
+    <w:lvl w:ilvl="5">
+      <w:numFmt w:val="bullet"/>
+      <w:lvlText w:val=" "/>
+      <w:lvlJc w:val="left"/>
+      <w:pPr>
+        <w:ind w:left="4320" w:hanging="360"/>
+      </w:pPr>
+    </w:lvl>
+    <w:lvl w:ilvl="6">
+      <w:numFmt w:val="bullet"/>
+      <w:lvlText w:val=" "/>
+      <w:lvlJc w:val="left"/>
+      <w:pPr>
+        <w:ind w:left="5040" w:hanging="360"/>
+      </w:pPr>
+    </w:lvl>
+    <w:lvl w:ilvl="7">
+      <w:numFmt w:val="bullet"/>
+      <w:lvlText w:val=" "/>
+      <w:lvlJc w:val="left"/>
+      <w:pPr>
+        <w:ind w:left="5760" w:hanging="360"/>
+      </w:pPr>
+    </w:lvl>
+    <w:lvl w:ilvl="8">
+      <w:numFmt w:val="bullet"/>
+      <w:lvlText w:val=" "/>
+      <w:lvlJc w:val="left"/>
+      <w:pPr>
+        <w:ind w:left="6480" w:hanging="360"/>
+      </w:pPr>
+    </w:lvl>
+  </w:abstractNum>
+  <w:abstractNum w:abstractNumId="11" w15:restartNumberingAfterBreak="0">
     <w:nsid w:val="2C1AE401"/>
     <w:multiLevelType w:val="multilevel"/>
     <w:tmpl w:val="6D9A12FA"/>
@@ -352,7 +388,7 @@
     </w:lvl>
   </w:abstractNum>
   <w:num w:numId="1" w16cid:durableId="1525708324">
-    <w:abstractNumId w:val="10"/>
+    <w:abstractNumId w:val="11"/>
   </w:num>
   <w:num w:numId="2" w16cid:durableId="522482132">
     <w:abstractNumId w:val="0"/>
@@ -384,11 +420,14 @@
   <w:num w:numId="11" w16cid:durableId="604390496">
     <w:abstractNumId w:val="9"/>
   </w:num>
+  <w:num w:numId="12" w16cid:durableId="466970134">
+    <w:abstractNumId w:val="10"/>
+  </w:num>
 </w:numbering>
 </file>
 
 <file path=word/styles.xml><?xml version="1.0" encoding="utf-8"?>
-<w:styles xmlns:mc="http://schemas.openxmlformats.org/markup-compatibility/2006" xmlns:r="http://schemas.openxmlformats.org/officeDocument/2006/relationships" xmlns:w="http://schemas.openxmlformats.org/wordprocessingml/2006/main" xmlns:w14="http://schemas.microsoft.com/office/word/2010/wordml" xmlns:w15="http://schemas.microsoft.com/office/word/2012/wordml" xmlns:w16cex="http://schemas.microsoft.com/office/word/2018/wordml/cex" xmlns:w16cid="http://schemas.microsoft.com/office/word/2016/wordml/cid" xmlns:w16="http://schemas.microsoft.com/office/word/2018/wordml" xmlns:w16sdtdh="http://schemas.microsoft.com/office/word/2020/wordml/sdtdatahash" xmlns:w16se="http://schemas.microsoft.com/office/word/2015/wordml/symex" mc:Ignorable="w14 w15 w16se w16cid w16 w16cex w16sdtdh">
+<w:styles xmlns:mc="http://schemas.openxmlformats.org/markup-compatibility/2006" xmlns:r="http://schemas.openxmlformats.org/officeDocument/2006/relationships" xmlns:w="http://schemas.openxmlformats.org/wordprocessingml/2006/main" xmlns:w14="http://schemas.microsoft.com/office/word/2010/wordml" xmlns:w15="http://schemas.microsoft.com/office/word/2012/wordml" xmlns:w16cex="http://schemas.microsoft.com/office/word/2018/wordml/cex" xmlns:w16cid="http://schemas.microsoft.com/office/word/2016/wordml/cid" xmlns:w16="http://schemas.microsoft.com/office/word/2018/wordml" xmlns:w16du="http://schemas.microsoft.com/office/word/2023/wordml/word16du" xmlns:w16sdtdh="http://schemas.microsoft.com/office/word/2020/wordml/sdtdatahash" xmlns:w16sdtfl="http://schemas.microsoft.com/office/word/2024/wordml/sdtformatlock" xmlns:w16se="http://schemas.microsoft.com/office/word/2015/wordml/symex" mc:Ignorable="w14 w15 w16se w16cid w16 w16cex w16sdtdh w16sdtfl w16du">
   <w:docDefaults>
     <w:rPrDefault>
       <w:rPr>
